--- a/facilitator-answer-key.docx
+++ b/facilitator-answer-key.docx
@@ -10,7 +10,7 @@
           <w:sz w:val="21"/>
           <w:szCs w:val="24"/>
         </w:rPr>
-        <w:id w:val="1107465003"/>
+        <w:id w:val="-570883170"/>
         <w:docPartObj>
           <w:docPartGallery w:val="Table of Contents"/>
           <w:docPartUnique/>
@@ -51,7 +51,7 @@
           <w:r>
             <w:fldChar w:fldCharType="separate"/>
           </w:r>
-          <w:hyperlink w:anchor="_Toc241747825" w:history="1">
+          <w:hyperlink w:anchor="_Toc241753884" w:history="1">
             <w:r>
               <w:rPr>
                 <w:rStyle w:val="Hyperlink"/>
@@ -78,7 +78,7 @@
                 <w:noProof/>
                 <w:webHidden/>
               </w:rPr>
-              <w:instrText xml:space="preserve"> PAGEREF _Toc241747825 \h </w:instrText>
+              <w:instrText xml:space="preserve"> PAGEREF _Toc241753884 \h </w:instrText>
             </w:r>
             <w:r>
               <w:rPr>
@@ -125,7 +125,7 @@
               <w14:ligatures w14:val="standardContextual"/>
             </w:rPr>
           </w:pPr>
-          <w:hyperlink w:anchor="_Toc241747826" w:history="1">
+          <w:hyperlink w:anchor="_Toc241753885" w:history="1">
             <w:r>
               <w:rPr>
                 <w:rStyle w:val="Hyperlink"/>
@@ -152,7 +152,7 @@
                 <w:noProof/>
                 <w:webHidden/>
               </w:rPr>
-              <w:instrText xml:space="preserve"> PAGEREF _Toc241747826 \h </w:instrText>
+              <w:instrText xml:space="preserve"> PAGEREF _Toc241753885 \h </w:instrText>
             </w:r>
             <w:r>
               <w:rPr>
@@ -199,7 +199,7 @@
               <w14:ligatures w14:val="standardContextual"/>
             </w:rPr>
           </w:pPr>
-          <w:hyperlink w:anchor="_Toc241747827" w:history="1">
+          <w:hyperlink w:anchor="_Toc241753886" w:history="1">
             <w:r>
               <w:rPr>
                 <w:rStyle w:val="Hyperlink"/>
@@ -226,7 +226,7 @@
                 <w:noProof/>
                 <w:webHidden/>
               </w:rPr>
-              <w:instrText xml:space="preserve"> PAGEREF _Toc241747827 \h </w:instrText>
+              <w:instrText xml:space="preserve"> PAGEREF _Toc241753886 \h </w:instrText>
             </w:r>
             <w:r>
               <w:rPr>
@@ -273,7 +273,7 @@
               <w14:ligatures w14:val="standardContextual"/>
             </w:rPr>
           </w:pPr>
-          <w:hyperlink w:anchor="_Toc241747828" w:history="1">
+          <w:hyperlink w:anchor="_Toc241753887" w:history="1">
             <w:r>
               <w:rPr>
                 <w:rStyle w:val="Hyperlink"/>
@@ -300,7 +300,7 @@
                 <w:noProof/>
                 <w:webHidden/>
               </w:rPr>
-              <w:instrText xml:space="preserve"> PAGEREF _Toc241747828 \h </w:instrText>
+              <w:instrText xml:space="preserve"> PAGEREF _Toc241753887 \h </w:instrText>
             </w:r>
             <w:r>
               <w:rPr>
@@ -347,7 +347,7 @@
               <w14:ligatures w14:val="standardContextual"/>
             </w:rPr>
           </w:pPr>
-          <w:hyperlink w:anchor="_Toc241747829" w:history="1">
+          <w:hyperlink w:anchor="_Toc241753888" w:history="1">
             <w:r>
               <w:rPr>
                 <w:rStyle w:val="Hyperlink"/>
@@ -374,7 +374,7 @@
                 <w:noProof/>
                 <w:webHidden/>
               </w:rPr>
-              <w:instrText xml:space="preserve"> PAGEREF _Toc241747829 \h </w:instrText>
+              <w:instrText xml:space="preserve"> PAGEREF _Toc241753888 \h </w:instrText>
             </w:r>
             <w:r>
               <w:rPr>
@@ -421,7 +421,7 @@
               <w14:ligatures w14:val="standardContextual"/>
             </w:rPr>
           </w:pPr>
-          <w:hyperlink w:anchor="_Toc241747830" w:history="1">
+          <w:hyperlink w:anchor="_Toc241753889" w:history="1">
             <w:r>
               <w:rPr>
                 <w:rStyle w:val="Hyperlink"/>
@@ -448,7 +448,7 @@
                 <w:noProof/>
                 <w:webHidden/>
               </w:rPr>
-              <w:instrText xml:space="preserve"> PAGEREF _Toc241747830 \h </w:instrText>
+              <w:instrText xml:space="preserve"> PAGEREF _Toc241753889 \h </w:instrText>
             </w:r>
             <w:r>
               <w:rPr>
@@ -495,7 +495,7 @@
               <w14:ligatures w14:val="standardContextual"/>
             </w:rPr>
           </w:pPr>
-          <w:hyperlink w:anchor="_Toc241747831" w:history="1">
+          <w:hyperlink w:anchor="_Toc241753890" w:history="1">
             <w:r>
               <w:rPr>
                 <w:rStyle w:val="Hyperlink"/>
@@ -522,7 +522,7 @@
                 <w:noProof/>
                 <w:webHidden/>
               </w:rPr>
-              <w:instrText xml:space="preserve"> PAGEREF _Toc241747831 \h </w:instrText>
+              <w:instrText xml:space="preserve"> PAGEREF _Toc241753890 \h </w:instrText>
             </w:r>
             <w:r>
               <w:rPr>
@@ -569,7 +569,7 @@
               <w14:ligatures w14:val="standardContextual"/>
             </w:rPr>
           </w:pPr>
-          <w:hyperlink w:anchor="_Toc241747832" w:history="1">
+          <w:hyperlink w:anchor="_Toc241753891" w:history="1">
             <w:r>
               <w:rPr>
                 <w:rStyle w:val="Hyperlink"/>
@@ -596,7 +596,7 @@
                 <w:noProof/>
                 <w:webHidden/>
               </w:rPr>
-              <w:instrText xml:space="preserve"> PAGEREF _Toc241747832 \h </w:instrText>
+              <w:instrText xml:space="preserve"> PAGEREF _Toc241753891 \h </w:instrText>
             </w:r>
             <w:r>
               <w:rPr>
@@ -643,7 +643,7 @@
               <w14:ligatures w14:val="standardContextual"/>
             </w:rPr>
           </w:pPr>
-          <w:hyperlink w:anchor="_Toc241747833" w:history="1">
+          <w:hyperlink w:anchor="_Toc241753892" w:history="1">
             <w:r>
               <w:rPr>
                 <w:rStyle w:val="Hyperlink"/>
@@ -670,7 +670,7 @@
                 <w:noProof/>
                 <w:webHidden/>
               </w:rPr>
-              <w:instrText xml:space="preserve"> PAGEREF _Toc241747833 \h </w:instrText>
+              <w:instrText xml:space="preserve"> PAGEREF _Toc241753892 \h </w:instrText>
             </w:r>
             <w:r>
               <w:rPr>
@@ -717,7 +717,7 @@
               <w14:ligatures w14:val="standardContextual"/>
             </w:rPr>
           </w:pPr>
-          <w:hyperlink w:anchor="_Toc241747834" w:history="1">
+          <w:hyperlink w:anchor="_Toc241753893" w:history="1">
             <w:r>
               <w:rPr>
                 <w:rStyle w:val="Hyperlink"/>
@@ -744,7 +744,7 @@
                 <w:noProof/>
                 <w:webHidden/>
               </w:rPr>
-              <w:instrText xml:space="preserve"> PAGEREF _Toc241747834 \h </w:instrText>
+              <w:instrText xml:space="preserve"> PAGEREF _Toc241753893 \h </w:instrText>
             </w:r>
             <w:r>
               <w:rPr>
@@ -787,7 +787,7 @@
         <w:pStyle w:val="Heading1"/>
       </w:pPr>
       <w:bookmarkStart w:id="0" w:name="facilitator-answer-key"/>
-      <w:bookmarkStart w:id="1" w:name="_Toc241747825"/>
+      <w:bookmarkStart w:id="1" w:name="_Toc241753884"/>
       <w:r>
         <w:t>Facilitator Answer Key</w:t>
       </w:r>
@@ -839,7 +839,7 @@
     </w:p>
     <w:p>
       <w:r>
-        <w:pict w14:anchorId="2002DE3C">
+        <w:pict w14:anchorId="5E21E477">
           <v:rect id="_x0000_i1025" style="width:0;height:1.5pt" o:hralign="center" o:hrstd="t" o:hr="t"/>
         </w:pict>
       </w:r>
@@ -849,7 +849,7 @@
         <w:pStyle w:val="Heading2"/>
       </w:pPr>
       <w:bookmarkStart w:id="2" w:name="exercise-1--executive-command-center"/>
-      <w:bookmarkStart w:id="3" w:name="_Toc241747826"/>
+      <w:bookmarkStart w:id="3" w:name="_Toc241753885"/>
       <w:r>
         <w:t>Exercise 1 — Executive Command Center</w:t>
       </w:r>
@@ -1188,7 +1188,7 @@
     </w:p>
     <w:p>
       <w:r>
-        <w:pict w14:anchorId="291465BC">
+        <w:pict w14:anchorId="554685B1">
           <v:rect id="_x0000_i1026" style="width:0;height:1.5pt" o:hralign="center" o:hrstd="t" o:hr="t"/>
         </w:pict>
       </w:r>
@@ -1198,7 +1198,7 @@
         <w:pStyle w:val="Heading2"/>
       </w:pPr>
       <w:bookmarkStart w:id="4" w:name="exercise-2--deep-research"/>
-      <w:bookmarkStart w:id="5" w:name="_Toc241747827"/>
+      <w:bookmarkStart w:id="5" w:name="_Toc241753886"/>
       <w:bookmarkEnd w:id="2"/>
       <w:r>
         <w:lastRenderedPageBreak/>
@@ -1724,7 +1724,7 @@
     </w:p>
     <w:p>
       <w:r>
-        <w:pict w14:anchorId="0E8FB125">
+        <w:pict w14:anchorId="0D83B6B0">
           <v:rect id="_x0000_i1027" style="width:0;height:1.5pt" o:hralign="center" o:hrstd="t" o:hr="t"/>
         </w:pict>
       </w:r>
@@ -1734,7 +1734,7 @@
         <w:pStyle w:val="Heading2"/>
       </w:pPr>
       <w:bookmarkStart w:id="6" w:name="Xf31618444fc0de867e378affd71f2459dee6a34"/>
-      <w:bookmarkStart w:id="7" w:name="_Toc241747828"/>
+      <w:bookmarkStart w:id="7" w:name="_Toc241753887"/>
       <w:bookmarkEnd w:id="4"/>
       <w:r>
         <w:t>Exercise 3 — Navigate websites with Cowork's browser</w:t>
@@ -2590,7 +2590,7 @@
     </w:p>
     <w:p>
       <w:r>
-        <w:pict w14:anchorId="398B95BC">
+        <w:pict w14:anchorId="11043A2F">
           <v:rect id="_x0000_i1028" style="width:0;height:1.5pt" o:hralign="center" o:hrstd="t" o:hr="t"/>
         </w:pict>
       </w:r>
@@ -2600,7 +2600,7 @@
         <w:pStyle w:val="Heading2"/>
       </w:pPr>
       <w:bookmarkStart w:id="8" w:name="X0709c79939a344d3d14cb5c15a073afb84f09bb"/>
-      <w:bookmarkStart w:id="9" w:name="_Toc241747829"/>
+      <w:bookmarkStart w:id="9" w:name="_Toc241753888"/>
       <w:bookmarkEnd w:id="6"/>
       <w:r>
         <w:t>Exercise 4 — Custom skill: HR Policy Answer</w:t>
@@ -3161,7 +3161,7 @@
     </w:p>
     <w:p>
       <w:r>
-        <w:pict w14:anchorId="3AFC171A">
+        <w:pict w14:anchorId="6A38D20C">
           <v:rect id="_x0000_i1029" style="width:0;height:1.5pt" o:hralign="center" o:hrstd="t" o:hr="t"/>
         </w:pict>
       </w:r>
@@ -3171,7 +3171,7 @@
         <w:pStyle w:val="Heading2"/>
       </w:pPr>
       <w:bookmarkStart w:id="10" w:name="exercise-5--recruiting--reporting"/>
-      <w:bookmarkStart w:id="11" w:name="_Toc241747830"/>
+      <w:bookmarkStart w:id="11" w:name="_Toc241753889"/>
       <w:bookmarkEnd w:id="8"/>
       <w:r>
         <w:t>Exercise 5 — Recruiting + reporting</w:t>
@@ -4750,7 +4750,7 @@
     </w:p>
     <w:p>
       <w:r>
-        <w:pict w14:anchorId="740F170F">
+        <w:pict w14:anchorId="20DF004F">
           <v:rect id="_x0000_i1030" style="width:0;height:1.5pt" o:hralign="center" o:hrstd="t" o:hr="t"/>
         </w:pict>
       </w:r>
@@ -4760,7 +4760,7 @@
         <w:pStyle w:val="Heading2"/>
       </w:pPr>
       <w:bookmarkStart w:id="12" w:name="exercise-6--onboarding-orientation-pack"/>
-      <w:bookmarkStart w:id="13" w:name="_Toc241747831"/>
+      <w:bookmarkStart w:id="13" w:name="_Toc241753890"/>
       <w:bookmarkEnd w:id="10"/>
       <w:r>
         <w:t>Exercise 6 — Onboarding orientation pack</w:t>
@@ -4889,7 +4889,7 @@
     </w:p>
     <w:p>
       <w:r>
-        <w:pict w14:anchorId="01F499C2">
+        <w:pict w14:anchorId="261BAA65">
           <v:rect id="_x0000_i1031" style="width:0;height:1.5pt" o:hralign="center" o:hrstd="t" o:hr="t"/>
         </w:pict>
       </w:r>
@@ -4899,7 +4899,7 @@
         <w:pStyle w:val="Heading2"/>
       </w:pPr>
       <w:bookmarkStart w:id="14" w:name="exercise-7--automate--share"/>
-      <w:bookmarkStart w:id="15" w:name="_Toc241747832"/>
+      <w:bookmarkStart w:id="15" w:name="_Toc241753891"/>
       <w:bookmarkEnd w:id="12"/>
       <w:r>
         <w:t>Exercise 7 — Automate &amp; share</w:t>
@@ -5047,7 +5047,7 @@
     </w:p>
     <w:p>
       <w:r>
-        <w:pict w14:anchorId="1FBB4BF8">
+        <w:pict w14:anchorId="0E64BA6A">
           <v:rect id="_x0000_i1032" style="width:0;height:1.5pt" o:hralign="center" o:hrstd="t" o:hr="t"/>
         </w:pict>
       </w:r>
@@ -5057,7 +5057,7 @@
         <w:pStyle w:val="Heading2"/>
       </w:pPr>
       <w:bookmarkStart w:id="16" w:name="X45007ab7b9acbdd9cc495b2ef7a7984f4408fa5"/>
-      <w:bookmarkStart w:id="17" w:name="_Toc241747833"/>
+      <w:bookmarkStart w:id="17" w:name="_Toc241753892"/>
       <w:bookmarkEnd w:id="14"/>
       <w:r>
         <w:lastRenderedPageBreak/>
@@ -5197,7 +5197,7 @@
     </w:p>
     <w:p>
       <w:r>
-        <w:pict w14:anchorId="6F5E2E2D">
+        <w:pict w14:anchorId="49502031">
           <v:rect id="_x0000_i1033" style="width:0;height:1.5pt" o:hralign="center" o:hrstd="t" o:hr="t"/>
         </w:pict>
       </w:r>
@@ -5207,7 +5207,7 @@
         <w:pStyle w:val="Heading2"/>
       </w:pPr>
       <w:bookmarkStart w:id="18" w:name="Xc9afd5d657867fa8c174d209ddda534aec1d500"/>
-      <w:bookmarkStart w:id="19" w:name="_Toc241747834"/>
+      <w:bookmarkStart w:id="19" w:name="_Toc241753893"/>
       <w:bookmarkEnd w:id="16"/>
       <w:r>
         <w:t>Fallback walkthrough (for attendees who can't run Cowork)</w:t>
@@ -5355,7 +5355,7 @@
   <w:abstractNum w:abstractNumId="0" w15:restartNumberingAfterBreak="0">
     <w:nsid w:val="0000A990"/>
     <w:multiLevelType w:val="multilevel"/>
-    <w:tmpl w:val="BE9C0A3A"/>
+    <w:tmpl w:val="6B062EE2"/>
     <w:lvl w:ilvl="0">
       <w:numFmt w:val="bullet"/>
       <w:lvlText w:val=" "/>
@@ -5432,7 +5432,7 @@
   <w:abstractNum w:abstractNumId="1" w15:restartNumberingAfterBreak="0">
     <w:nsid w:val="0000A991"/>
     <w:multiLevelType w:val="multilevel"/>
-    <w:tmpl w:val="7CF09172"/>
+    <w:tmpl w:val="E29E442E"/>
     <w:lvl w:ilvl="0">
       <w:numFmt w:val="bullet"/>
       <w:lvlText w:val=""/>
@@ -5533,34 +5533,34 @@
       </w:rPr>
     </w:lvl>
   </w:abstractNum>
-  <w:num w:numId="1" w16cid:durableId="801270500">
+  <w:num w:numId="1" w16cid:durableId="2115052566">
     <w:abstractNumId w:val="0"/>
   </w:num>
-  <w:num w:numId="2" w16cid:durableId="1756246997">
+  <w:num w:numId="2" w16cid:durableId="868953696">
     <w:abstractNumId w:val="1"/>
   </w:num>
-  <w:num w:numId="3" w16cid:durableId="620772549">
+  <w:num w:numId="3" w16cid:durableId="1924214497">
     <w:abstractNumId w:val="1"/>
   </w:num>
-  <w:num w:numId="4" w16cid:durableId="2049867492">
+  <w:num w:numId="4" w16cid:durableId="1160004362">
     <w:abstractNumId w:val="1"/>
   </w:num>
-  <w:num w:numId="5" w16cid:durableId="1739984974">
+  <w:num w:numId="5" w16cid:durableId="670644624">
     <w:abstractNumId w:val="1"/>
   </w:num>
-  <w:num w:numId="6" w16cid:durableId="867841283">
+  <w:num w:numId="6" w16cid:durableId="308217911">
     <w:abstractNumId w:val="1"/>
   </w:num>
-  <w:num w:numId="7" w16cid:durableId="1158378345">
+  <w:num w:numId="7" w16cid:durableId="520705190">
     <w:abstractNumId w:val="1"/>
   </w:num>
-  <w:num w:numId="8" w16cid:durableId="575433706">
+  <w:num w:numId="8" w16cid:durableId="1011029257">
     <w:abstractNumId w:val="1"/>
   </w:num>
-  <w:num w:numId="9" w16cid:durableId="593711027">
+  <w:num w:numId="9" w16cid:durableId="1888836507">
     <w:abstractNumId w:val="1"/>
   </w:num>
-  <w:num w:numId="10" w16cid:durableId="425660234">
+  <w:num w:numId="10" w16cid:durableId="1864781876">
     <w:abstractNumId w:val="1"/>
   </w:num>
 </w:numbering>
@@ -6811,7 +6811,7 @@
     <w:next w:val="Normal"/>
     <w:autoRedefine/>
     <w:uiPriority w:val="39"/>
-    <w:rsid w:val="00F72F34"/>
+    <w:rsid w:val="003E6CFA"/>
     <w:pPr>
       <w:spacing w:after="100"/>
     </w:pPr>
@@ -6822,7 +6822,7 @@
     <w:next w:val="Normal"/>
     <w:autoRedefine/>
     <w:uiPriority w:val="39"/>
-    <w:rsid w:val="00F72F34"/>
+    <w:rsid w:val="003E6CFA"/>
     <w:pPr>
       <w:spacing w:after="100"/>
       <w:ind w:left="210"/>
@@ -6832,7 +6832,7 @@
     <w:name w:val="header"/>
     <w:basedOn w:val="Normal"/>
     <w:link w:val="HeaderChar"/>
-    <w:rsid w:val="00F72F34"/>
+    <w:rsid w:val="003E6CFA"/>
     <w:pPr>
       <w:tabs>
         <w:tab w:val="center" w:pos="4513"/>
@@ -6845,7 +6845,7 @@
     <w:name w:val="Header Char"/>
     <w:basedOn w:val="DefaultParagraphFont"/>
     <w:link w:val="Header"/>
-    <w:rsid w:val="00F72F34"/>
+    <w:rsid w:val="003E6CFA"/>
     <w:rPr>
       <w:rFonts w:ascii="Segoe UI" w:eastAsia="Segoe UI" w:hAnsi="Segoe UI" w:cs="Segoe UI"/>
       <w:color w:val="242424"/>
@@ -6856,7 +6856,7 @@
     <w:name w:val="footer"/>
     <w:basedOn w:val="Normal"/>
     <w:link w:val="FooterChar"/>
-    <w:rsid w:val="00F72F34"/>
+    <w:rsid w:val="003E6CFA"/>
     <w:pPr>
       <w:tabs>
         <w:tab w:val="center" w:pos="4513"/>
@@ -6869,7 +6869,7 @@
     <w:name w:val="Footer Char"/>
     <w:basedOn w:val="DefaultParagraphFont"/>
     <w:link w:val="Footer"/>
-    <w:rsid w:val="00F72F34"/>
+    <w:rsid w:val="003E6CFA"/>
     <w:rPr>
       <w:rFonts w:ascii="Segoe UI" w:eastAsia="Segoe UI" w:hAnsi="Segoe UI" w:cs="Segoe UI"/>
       <w:color w:val="242424"/>

--- a/facilitator-answer-key.docx
+++ b/facilitator-answer-key.docx
@@ -10,7 +10,7 @@
           <w:sz w:val="21"/>
           <w:szCs w:val="24"/>
         </w:rPr>
-        <w:id w:val="-570883170"/>
+        <w:id w:val="-477767163"/>
         <w:docPartObj>
           <w:docPartGallery w:val="Table of Contents"/>
           <w:docPartUnique/>
@@ -51,7 +51,7 @@
           <w:r>
             <w:fldChar w:fldCharType="separate"/>
           </w:r>
-          <w:hyperlink w:anchor="_Toc241753884" w:history="1">
+          <w:hyperlink w:anchor="_Toc241771542" w:history="1">
             <w:r>
               <w:rPr>
                 <w:rStyle w:val="Hyperlink"/>
@@ -78,7 +78,7 @@
                 <w:noProof/>
                 <w:webHidden/>
               </w:rPr>
-              <w:instrText xml:space="preserve"> PAGEREF _Toc241753884 \h </w:instrText>
+              <w:instrText xml:space="preserve"> PAGEREF _Toc241771542 \h </w:instrText>
             </w:r>
             <w:r>
               <w:rPr>
@@ -125,7 +125,7 @@
               <w14:ligatures w14:val="standardContextual"/>
             </w:rPr>
           </w:pPr>
-          <w:hyperlink w:anchor="_Toc241753885" w:history="1">
+          <w:hyperlink w:anchor="_Toc241771543" w:history="1">
             <w:r>
               <w:rPr>
                 <w:rStyle w:val="Hyperlink"/>
@@ -152,7 +152,7 @@
                 <w:noProof/>
                 <w:webHidden/>
               </w:rPr>
-              <w:instrText xml:space="preserve"> PAGEREF _Toc241753885 \h </w:instrText>
+              <w:instrText xml:space="preserve"> PAGEREF _Toc241771543 \h </w:instrText>
             </w:r>
             <w:r>
               <w:rPr>
@@ -199,7 +199,7 @@
               <w14:ligatures w14:val="standardContextual"/>
             </w:rPr>
           </w:pPr>
-          <w:hyperlink w:anchor="_Toc241753886" w:history="1">
+          <w:hyperlink w:anchor="_Toc241771544" w:history="1">
             <w:r>
               <w:rPr>
                 <w:rStyle w:val="Hyperlink"/>
@@ -226,7 +226,7 @@
                 <w:noProof/>
                 <w:webHidden/>
               </w:rPr>
-              <w:instrText xml:space="preserve"> PAGEREF _Toc241753886 \h </w:instrText>
+              <w:instrText xml:space="preserve"> PAGEREF _Toc241771544 \h </w:instrText>
             </w:r>
             <w:r>
               <w:rPr>
@@ -273,7 +273,7 @@
               <w14:ligatures w14:val="standardContextual"/>
             </w:rPr>
           </w:pPr>
-          <w:hyperlink w:anchor="_Toc241753887" w:history="1">
+          <w:hyperlink w:anchor="_Toc241771545" w:history="1">
             <w:r>
               <w:rPr>
                 <w:rStyle w:val="Hyperlink"/>
@@ -300,7 +300,7 @@
                 <w:noProof/>
                 <w:webHidden/>
               </w:rPr>
-              <w:instrText xml:space="preserve"> PAGEREF _Toc241753887 \h </w:instrText>
+              <w:instrText xml:space="preserve"> PAGEREF _Toc241771545 \h </w:instrText>
             </w:r>
             <w:r>
               <w:rPr>
@@ -347,7 +347,7 @@
               <w14:ligatures w14:val="standardContextual"/>
             </w:rPr>
           </w:pPr>
-          <w:hyperlink w:anchor="_Toc241753888" w:history="1">
+          <w:hyperlink w:anchor="_Toc241771546" w:history="1">
             <w:r>
               <w:rPr>
                 <w:rStyle w:val="Hyperlink"/>
@@ -374,7 +374,7 @@
                 <w:noProof/>
                 <w:webHidden/>
               </w:rPr>
-              <w:instrText xml:space="preserve"> PAGEREF _Toc241753888 \h </w:instrText>
+              <w:instrText xml:space="preserve"> PAGEREF _Toc241771546 \h </w:instrText>
             </w:r>
             <w:r>
               <w:rPr>
@@ -421,7 +421,7 @@
               <w14:ligatures w14:val="standardContextual"/>
             </w:rPr>
           </w:pPr>
-          <w:hyperlink w:anchor="_Toc241753889" w:history="1">
+          <w:hyperlink w:anchor="_Toc241771547" w:history="1">
             <w:r>
               <w:rPr>
                 <w:rStyle w:val="Hyperlink"/>
@@ -448,7 +448,7 @@
                 <w:noProof/>
                 <w:webHidden/>
               </w:rPr>
-              <w:instrText xml:space="preserve"> PAGEREF _Toc241753889 \h </w:instrText>
+              <w:instrText xml:space="preserve"> PAGEREF _Toc241771547 \h </w:instrText>
             </w:r>
             <w:r>
               <w:rPr>
@@ -495,7 +495,7 @@
               <w14:ligatures w14:val="standardContextual"/>
             </w:rPr>
           </w:pPr>
-          <w:hyperlink w:anchor="_Toc241753890" w:history="1">
+          <w:hyperlink w:anchor="_Toc241771548" w:history="1">
             <w:r>
               <w:rPr>
                 <w:rStyle w:val="Hyperlink"/>
@@ -522,7 +522,7 @@
                 <w:noProof/>
                 <w:webHidden/>
               </w:rPr>
-              <w:instrText xml:space="preserve"> PAGEREF _Toc241753890 \h </w:instrText>
+              <w:instrText xml:space="preserve"> PAGEREF _Toc241771548 \h </w:instrText>
             </w:r>
             <w:r>
               <w:rPr>
@@ -569,7 +569,7 @@
               <w14:ligatures w14:val="standardContextual"/>
             </w:rPr>
           </w:pPr>
-          <w:hyperlink w:anchor="_Toc241753891" w:history="1">
+          <w:hyperlink w:anchor="_Toc241771549" w:history="1">
             <w:r>
               <w:rPr>
                 <w:rStyle w:val="Hyperlink"/>
@@ -596,7 +596,7 @@
                 <w:noProof/>
                 <w:webHidden/>
               </w:rPr>
-              <w:instrText xml:space="preserve"> PAGEREF _Toc241753891 \h </w:instrText>
+              <w:instrText xml:space="preserve"> PAGEREF _Toc241771549 \h </w:instrText>
             </w:r>
             <w:r>
               <w:rPr>
@@ -643,7 +643,7 @@
               <w14:ligatures w14:val="standardContextual"/>
             </w:rPr>
           </w:pPr>
-          <w:hyperlink w:anchor="_Toc241753892" w:history="1">
+          <w:hyperlink w:anchor="_Toc241771550" w:history="1">
             <w:r>
               <w:rPr>
                 <w:rStyle w:val="Hyperlink"/>
@@ -670,7 +670,7 @@
                 <w:noProof/>
                 <w:webHidden/>
               </w:rPr>
-              <w:instrText xml:space="preserve"> PAGEREF _Toc241753892 \h </w:instrText>
+              <w:instrText xml:space="preserve"> PAGEREF _Toc241771550 \h </w:instrText>
             </w:r>
             <w:r>
               <w:rPr>
@@ -717,7 +717,7 @@
               <w14:ligatures w14:val="standardContextual"/>
             </w:rPr>
           </w:pPr>
-          <w:hyperlink w:anchor="_Toc241753893" w:history="1">
+          <w:hyperlink w:anchor="_Toc241771551" w:history="1">
             <w:r>
               <w:rPr>
                 <w:rStyle w:val="Hyperlink"/>
@@ -744,7 +744,7 @@
                 <w:noProof/>
                 <w:webHidden/>
               </w:rPr>
-              <w:instrText xml:space="preserve"> PAGEREF _Toc241753893 \h </w:instrText>
+              <w:instrText xml:space="preserve"> PAGEREF _Toc241771551 \h </w:instrText>
             </w:r>
             <w:r>
               <w:rPr>
@@ -787,7 +787,7 @@
         <w:pStyle w:val="Heading1"/>
       </w:pPr>
       <w:bookmarkStart w:id="0" w:name="facilitator-answer-key"/>
-      <w:bookmarkStart w:id="1" w:name="_Toc241753884"/>
+      <w:bookmarkStart w:id="1" w:name="_Toc241771542"/>
       <w:r>
         <w:t>Facilitator Answer Key</w:t>
       </w:r>
@@ -839,7 +839,7 @@
     </w:p>
     <w:p>
       <w:r>
-        <w:pict w14:anchorId="5E21E477">
+        <w:pict w14:anchorId="6D07FFD6">
           <v:rect id="_x0000_i1025" style="width:0;height:1.5pt" o:hralign="center" o:hrstd="t" o:hr="t"/>
         </w:pict>
       </w:r>
@@ -849,7 +849,7 @@
         <w:pStyle w:val="Heading2"/>
       </w:pPr>
       <w:bookmarkStart w:id="2" w:name="exercise-1--executive-command-center"/>
-      <w:bookmarkStart w:id="3" w:name="_Toc241753885"/>
+      <w:bookmarkStart w:id="3" w:name="_Toc241771543"/>
       <w:r>
         <w:t>Exercise 1 — Executive Command Center</w:t>
       </w:r>
@@ -1187,8 +1187,46 @@
       </w:r>
     </w:p>
     <w:p>
-      <w:r>
-        <w:pict w14:anchorId="554685B1">
+      <w:pPr>
+        <w:pStyle w:val="Compact"/>
+        <w:numPr>
+          <w:ilvl w:val="0"/>
+          <w:numId w:val="2"/>
+        </w:numPr>
+      </w:pPr>
+      <w:r>
+        <w:rPr>
+          <w:b/>
+          <w:bCs/>
+        </w:rPr>
+        <w:lastRenderedPageBreak/>
+        <w:t>Cost (</w:t>
+      </w:r>
+      <w:r>
+        <w:rPr>
+          <w:rStyle w:val="VerbatimChar"/>
+          <w:b/>
+          <w:bCs/>
+        </w:rPr>
+        <w:t>/cost</w:t>
+      </w:r>
+      <w:r>
+        <w:rPr>
+          <w:b/>
+          <w:bCs/>
+        </w:rPr>
+        <w:t>):</w:t>
+      </w:r>
+      <w:r>
+        <w:t xml:space="preserve"> typed in the same task, it shows the approximate credits this task used, credits </w:t>
+      </w:r>
+      <w:r>
+        <w:t>used this month, and credits remaining. Numbers vary by run and account. It costs nothing to run, may lag a few minutes behind recent actions, and isn't a billing record. If the remaining balance looks low, the attendee may be on a shared group limit; refer them to the host.</w:t>
+      </w:r>
+    </w:p>
+    <w:p>
+      <w:r>
+        <w:pict w14:anchorId="66EEB47E">
           <v:rect id="_x0000_i1026" style="width:0;height:1.5pt" o:hralign="center" o:hrstd="t" o:hr="t"/>
         </w:pict>
       </w:r>
@@ -1198,10 +1236,9 @@
         <w:pStyle w:val="Heading2"/>
       </w:pPr>
       <w:bookmarkStart w:id="4" w:name="exercise-2--deep-research"/>
-      <w:bookmarkStart w:id="5" w:name="_Toc241753886"/>
+      <w:bookmarkStart w:id="5" w:name="_Toc241771544"/>
       <w:bookmarkEnd w:id="2"/>
       <w:r>
-        <w:lastRenderedPageBreak/>
         <w:t>Exercise 2 — Deep Research</w:t>
       </w:r>
       <w:bookmarkEnd w:id="5"/>
@@ -1251,10 +1288,10 @@
         <w:t>Practices it should cover:</w:t>
       </w:r>
       <w:r>
-        <w:t xml:space="preserve"> </w:t>
-      </w:r>
-      <w:r>
-        <w:t xml:space="preserve">a standard question set for every candidate; competency-based behavioral questions (e.g., STAR: Situation, Task, Action, Result); </w:t>
+        <w:t xml:space="preserve"> a standard question set for every candidate; competency-based </w:t>
+      </w:r>
+      <w:r>
+        <w:t xml:space="preserve">behavioral questions (e.g., STAR: Situation, Task, Action, Result); </w:t>
       </w:r>
       <w:r>
         <w:rPr>
@@ -1724,7 +1761,7 @@
     </w:p>
     <w:p>
       <w:r>
-        <w:pict w14:anchorId="0D83B6B0">
+        <w:pict w14:anchorId="6E8F3A6F">
           <v:rect id="_x0000_i1027" style="width:0;height:1.5pt" o:hralign="center" o:hrstd="t" o:hr="t"/>
         </w:pict>
       </w:r>
@@ -1734,7 +1771,7 @@
         <w:pStyle w:val="Heading2"/>
       </w:pPr>
       <w:bookmarkStart w:id="6" w:name="Xf31618444fc0de867e378affd71f2459dee6a34"/>
-      <w:bookmarkStart w:id="7" w:name="_Toc241753887"/>
+      <w:bookmarkStart w:id="7" w:name="_Toc241771545"/>
       <w:bookmarkEnd w:id="4"/>
       <w:r>
         <w:t>Exercise 3 — Navigate websites with Cowork's browser</w:t>
@@ -1909,23 +1946,31 @@
               <w:rPr>
                 <w:sz w:val="19"/>
               </w:rPr>
-              <w:t>Most hourly, piece-rate, and commissioned employees, and some salaried employees</w:t>
-            </w:r>
-          </w:p>
-        </w:tc>
-        <w:tc>
-          <w:tcPr>
-            <w:tcW w:w="0" w:type="auto"/>
-          </w:tcPr>
-          <w:p>
-            <w:pPr>
-              <w:pStyle w:val="Compact"/>
-              <w:spacing w:before="20" w:after="20"/>
-            </w:pPr>
-            <w:r>
-              <w:rPr>
-                <w:sz w:val="19"/>
-              </w:rPr>
+              <w:t xml:space="preserve">Most hourly, piece-rate, and commissioned employees, and some </w:t>
+            </w:r>
+            <w:r>
+              <w:rPr>
+                <w:sz w:val="19"/>
+              </w:rPr>
+              <w:lastRenderedPageBreak/>
+              <w:t>salaried employees</w:t>
+            </w:r>
+          </w:p>
+        </w:tc>
+        <w:tc>
+          <w:tcPr>
+            <w:tcW w:w="0" w:type="auto"/>
+          </w:tcPr>
+          <w:p>
+            <w:pPr>
+              <w:pStyle w:val="Compact"/>
+              <w:spacing w:before="20" w:after="20"/>
+            </w:pPr>
+            <w:r>
+              <w:rPr>
+                <w:sz w:val="19"/>
+              </w:rPr>
+              <w:lastRenderedPageBreak/>
               <w:t>Non-exempt employees</w:t>
             </w:r>
           </w:p>
@@ -2159,7 +2204,6 @@
               <w:rPr>
                 <w:sz w:val="19"/>
               </w:rPr>
-              <w:lastRenderedPageBreak/>
               <w:t>When paid</w:t>
             </w:r>
           </w:p>
@@ -2590,7 +2634,7 @@
     </w:p>
     <w:p>
       <w:r>
-        <w:pict w14:anchorId="11043A2F">
+        <w:pict w14:anchorId="07C1AD69">
           <v:rect id="_x0000_i1028" style="width:0;height:1.5pt" o:hralign="center" o:hrstd="t" o:hr="t"/>
         </w:pict>
       </w:r>
@@ -2600,7 +2644,7 @@
         <w:pStyle w:val="Heading2"/>
       </w:pPr>
       <w:bookmarkStart w:id="8" w:name="X0709c79939a344d3d14cb5c15a073afb84f09bb"/>
-      <w:bookmarkStart w:id="9" w:name="_Toc241753888"/>
+      <w:bookmarkStart w:id="9" w:name="_Toc241771546"/>
       <w:bookmarkEnd w:id="6"/>
       <w:r>
         <w:t>Exercise 4 — Custom skill: HR Policy Answer</w:t>
@@ -2759,6 +2803,7 @@
           <w:b/>
           <w:bCs/>
         </w:rPr>
+        <w:lastRenderedPageBreak/>
         <w:t>Other good test questions:</w:t>
       </w:r>
     </w:p>
@@ -2908,7 +2953,6 @@
               <w:rPr>
                 <w:sz w:val="19"/>
               </w:rPr>
-              <w:lastRenderedPageBreak/>
               <w:t>What are the anchor office days?</w:t>
             </w:r>
           </w:p>
@@ -3161,7 +3205,7 @@
     </w:p>
     <w:p>
       <w:r>
-        <w:pict w14:anchorId="6A38D20C">
+        <w:pict w14:anchorId="2C265D01">
           <v:rect id="_x0000_i1029" style="width:0;height:1.5pt" o:hralign="center" o:hrstd="t" o:hr="t"/>
         </w:pict>
       </w:r>
@@ -3171,7 +3215,7 @@
         <w:pStyle w:val="Heading2"/>
       </w:pPr>
       <w:bookmarkStart w:id="10" w:name="exercise-5--recruiting--reporting"/>
-      <w:bookmarkStart w:id="11" w:name="_Toc241753889"/>
+      <w:bookmarkStart w:id="11" w:name="_Toc241771547"/>
       <w:bookmarkEnd w:id="8"/>
       <w:r>
         <w:t>Exercise 5 — Recruiting + reporting</w:t>
@@ -4172,6 +4216,7 @@
           <w:b/>
           <w:bCs/>
         </w:rPr>
+        <w:lastRenderedPageBreak/>
         <w:t>The only high-priority open ticket:</w:t>
       </w:r>
       <w:r>
@@ -4223,7 +4268,6 @@
         <w:pStyle w:val="BodyText"/>
       </w:pPr>
       <w:r>
-        <w:lastRenderedPageBreak/>
         <w:t xml:space="preserve">Open tickets to follow up: T-2006 (Benefits), T-2008 (Payroll, </w:t>
       </w:r>
       <w:r>
@@ -4750,7 +4794,7 @@
     </w:p>
     <w:p>
       <w:r>
-        <w:pict w14:anchorId="20DF004F">
+        <w:pict w14:anchorId="56CAAA41">
           <v:rect id="_x0000_i1030" style="width:0;height:1.5pt" o:hralign="center" o:hrstd="t" o:hr="t"/>
         </w:pict>
       </w:r>
@@ -4760,7 +4804,7 @@
         <w:pStyle w:val="Heading2"/>
       </w:pPr>
       <w:bookmarkStart w:id="12" w:name="exercise-6--onboarding-orientation-pack"/>
-      <w:bookmarkStart w:id="13" w:name="_Toc241753890"/>
+      <w:bookmarkStart w:id="13" w:name="_Toc241771548"/>
       <w:bookmarkEnd w:id="10"/>
       <w:r>
         <w:t>Exercise 6 — Onboarding orientation pack</w:t>
@@ -4889,7 +4933,7 @@
     </w:p>
     <w:p>
       <w:r>
-        <w:pict w14:anchorId="261BAA65">
+        <w:pict w14:anchorId="37F276FA">
           <v:rect id="_x0000_i1031" style="width:0;height:1.5pt" o:hralign="center" o:hrstd="t" o:hr="t"/>
         </w:pict>
       </w:r>
@@ -4899,7 +4943,7 @@
         <w:pStyle w:val="Heading2"/>
       </w:pPr>
       <w:bookmarkStart w:id="14" w:name="exercise-7--automate--share"/>
-      <w:bookmarkStart w:id="15" w:name="_Toc241753891"/>
+      <w:bookmarkStart w:id="15" w:name="_Toc241771549"/>
       <w:bookmarkEnd w:id="12"/>
       <w:r>
         <w:t>Exercise 7 — Automate &amp; share</w:t>
@@ -5047,7 +5091,7 @@
     </w:p>
     <w:p>
       <w:r>
-        <w:pict w14:anchorId="0E64BA6A">
+        <w:pict w14:anchorId="6BCB15DB">
           <v:rect id="_x0000_i1032" style="width:0;height:1.5pt" o:hralign="center" o:hrstd="t" o:hr="t"/>
         </w:pict>
       </w:r>
@@ -5057,7 +5101,7 @@
         <w:pStyle w:val="Heading2"/>
       </w:pPr>
       <w:bookmarkStart w:id="16" w:name="X45007ab7b9acbdd9cc495b2ef7a7984f4408fa5"/>
-      <w:bookmarkStart w:id="17" w:name="_Toc241753892"/>
+      <w:bookmarkStart w:id="17" w:name="_Toc241771550"/>
       <w:bookmarkEnd w:id="14"/>
       <w:r>
         <w:lastRenderedPageBreak/>
@@ -5078,31 +5122,23 @@
           <w:b/>
           <w:bCs/>
         </w:rPr>
-        <w:t>Knowledge:</w:t>
-      </w:r>
-      <w:r>
-        <w:t xml:space="preserve"> </w:t>
-      </w:r>
-      <w:r>
-        <w:rPr>
-          <w:rStyle w:val="VerbatimChar"/>
-        </w:rPr>
-        <w:t>employee-handbook-excerpt.docx</w:t>
-      </w:r>
-      <w:r>
-        <w:t xml:space="preserve"> and </w:t>
-      </w:r>
-      <w:r>
-        <w:rPr>
-          <w:rStyle w:val="VerbatimChar"/>
-        </w:rPr>
-        <w:t>benefits-summary.docx</w:t>
-      </w:r>
-      <w:r>
-        <w:t xml:space="preserve"> (the same Word files </w:t>
-      </w:r>
-      <w:r>
-        <w:t>used in Cowork). If someone brings their own Markdown or CSV file, it won't be accepted; Agent Builder doesn't take .md or .csv.</w:t>
+        <w:t>Not Cowork:</w:t>
+      </w:r>
+      <w:r>
+        <w:t xml:space="preserve"> attendees should be in </w:t>
+      </w:r>
+      <w:r>
+        <w:rPr>
+          <w:b/>
+          <w:bCs/>
+        </w:rPr>
+        <w:t>Microsoft 365 Copilot → Create agent</w:t>
+      </w:r>
+      <w:r>
+        <w:t xml:space="preserve">, not a Cowork task. </w:t>
+      </w:r>
+      <w:r>
+        <w:t>If someone pastes the Describe text into Cowork, redirect them to Agent Builder.</w:t>
       </w:r>
     </w:p>
     <w:p>
@@ -5118,20 +5154,28 @@
           <w:b/>
           <w:bCs/>
         </w:rPr>
-        <w:t>"Try it" in-scope:</w:t>
-      </w:r>
-      <w:r>
-        <w:t xml:space="preserve"> the same open-enrollment answer as Exercise 4 (November; effective Jan 1; 30 days after a life event) with a </w:t>
-      </w:r>
-      <w:r>
-        <w:rPr>
-          <w:b/>
-          <w:bCs/>
-        </w:rPr>
-        <w:t>citation</w:t>
-      </w:r>
-      <w:r>
-        <w:t xml:space="preserve"> to the benefits document.</w:t>
+        <w:t>Knowledge:</w:t>
+      </w:r>
+      <w:r>
+        <w:t xml:space="preserve"> </w:t>
+      </w:r>
+      <w:r>
+        <w:rPr>
+          <w:rStyle w:val="VerbatimChar"/>
+        </w:rPr>
+        <w:t>employee-handbook-excerpt.docx</w:t>
+      </w:r>
+      <w:r>
+        <w:t xml:space="preserve"> and </w:t>
+      </w:r>
+      <w:r>
+        <w:rPr>
+          <w:rStyle w:val="VerbatimChar"/>
+        </w:rPr>
+        <w:t>benefits-summary.docx</w:t>
+      </w:r>
+      <w:r>
+        <w:t xml:space="preserve"> (the same Word files used in Cowork). If someone brings their own Markdown or CSV file, it won't be accepted; Agent Builder doesn't take .md or .csv.</w:t>
       </w:r>
     </w:p>
     <w:p>
@@ -5147,10 +5191,20 @@
           <w:b/>
           <w:bCs/>
         </w:rPr>
-        <w:t>"Try it" out-of-scope:</w:t>
-      </w:r>
-      <w:r>
-        <w:t xml:space="preserve"> declines to discuss a colleague's salary and redirects to HR.</w:t>
+        <w:t>"Try it" in-scope:</w:t>
+      </w:r>
+      <w:r>
+        <w:t xml:space="preserve"> the same open-enrollment answer as Exercise 4 (November; effective Jan 1; 30 days after a life event) with a </w:t>
+      </w:r>
+      <w:r>
+        <w:rPr>
+          <w:b/>
+          <w:bCs/>
+        </w:rPr>
+        <w:t>citation</w:t>
+      </w:r>
+      <w:r>
+        <w:t xml:space="preserve"> to the benefits document.</w:t>
       </w:r>
     </w:p>
     <w:p>
@@ -5166,6 +5220,28 @@
           <w:b/>
           <w:bCs/>
         </w:rPr>
+        <w:t>"Try it" out-of-scope:</w:t>
+      </w:r>
+      <w:r>
+        <w:t xml:space="preserve"> </w:t>
+      </w:r>
+      <w:r>
+        <w:t>declines to discuss a colleague's salary and redirects to HR.</w:t>
+      </w:r>
+    </w:p>
+    <w:p>
+      <w:pPr>
+        <w:pStyle w:val="Compact"/>
+        <w:numPr>
+          <w:ilvl w:val="0"/>
+          <w:numId w:val="10"/>
+        </w:numPr>
+      </w:pPr>
+      <w:r>
+        <w:rPr>
+          <w:b/>
+          <w:bCs/>
+        </w:rPr>
         <w:t>Common issue:</w:t>
       </w:r>
       <w:r>
@@ -5189,15 +5265,12 @@
         <w:t>refresh</w:t>
       </w:r>
       <w:r>
-        <w:t xml:space="preserve"> </w:t>
-      </w:r>
-      <w:r>
-        <w:t>in the Configure tab's Knowledge section.</w:t>
-      </w:r>
-    </w:p>
-    <w:p>
-      <w:r>
-        <w:pict w14:anchorId="49502031">
+        <w:t xml:space="preserve"> in the Configure tab's Knowledge section.</w:t>
+      </w:r>
+    </w:p>
+    <w:p>
+      <w:r>
+        <w:pict w14:anchorId="691265DF">
           <v:rect id="_x0000_i1033" style="width:0;height:1.5pt" o:hralign="center" o:hrstd="t" o:hr="t"/>
         </w:pict>
       </w:r>
@@ -5207,7 +5280,7 @@
         <w:pStyle w:val="Heading2"/>
       </w:pPr>
       <w:bookmarkStart w:id="18" w:name="Xc9afd5d657867fa8c174d209ddda534aec1d500"/>
-      <w:bookmarkStart w:id="19" w:name="_Toc241753893"/>
+      <w:bookmarkStart w:id="19" w:name="_Toc241771551"/>
       <w:bookmarkEnd w:id="16"/>
       <w:r>
         <w:t>Fallback walkthrough (for attendees who can't run Cowork)</w:t>
@@ -5229,7 +5302,10 @@
         <w:t>judging</w:t>
       </w:r>
       <w:r>
-        <w:t xml:space="preserve"> the output rather than producing it: have them use the tables above to check the demo's answers.</w:t>
+        <w:t xml:space="preserve"> </w:t>
+      </w:r>
+      <w:r>
+        <w:t>the output rather than producing it: have them use the tables above to check the demo's answers.</w:t>
       </w:r>
       <w:bookmarkEnd w:id="0"/>
       <w:bookmarkEnd w:id="18"/>
@@ -5355,7 +5431,7 @@
   <w:abstractNum w:abstractNumId="0" w15:restartNumberingAfterBreak="0">
     <w:nsid w:val="0000A990"/>
     <w:multiLevelType w:val="multilevel"/>
-    <w:tmpl w:val="6B062EE2"/>
+    <w:tmpl w:val="62D27258"/>
     <w:lvl w:ilvl="0">
       <w:numFmt w:val="bullet"/>
       <w:lvlText w:val=" "/>
@@ -5432,7 +5508,7 @@
   <w:abstractNum w:abstractNumId="1" w15:restartNumberingAfterBreak="0">
     <w:nsid w:val="0000A991"/>
     <w:multiLevelType w:val="multilevel"/>
-    <w:tmpl w:val="E29E442E"/>
+    <w:tmpl w:val="271E305E"/>
     <w:lvl w:ilvl="0">
       <w:numFmt w:val="bullet"/>
       <w:lvlText w:val=""/>
@@ -5533,34 +5609,34 @@
       </w:rPr>
     </w:lvl>
   </w:abstractNum>
-  <w:num w:numId="1" w16cid:durableId="2115052566">
+  <w:num w:numId="1" w16cid:durableId="1182545490">
     <w:abstractNumId w:val="0"/>
   </w:num>
-  <w:num w:numId="2" w16cid:durableId="868953696">
+  <w:num w:numId="2" w16cid:durableId="1533495746">
     <w:abstractNumId w:val="1"/>
   </w:num>
-  <w:num w:numId="3" w16cid:durableId="1924214497">
+  <w:num w:numId="3" w16cid:durableId="1526166022">
     <w:abstractNumId w:val="1"/>
   </w:num>
-  <w:num w:numId="4" w16cid:durableId="1160004362">
+  <w:num w:numId="4" w16cid:durableId="312293717">
     <w:abstractNumId w:val="1"/>
   </w:num>
-  <w:num w:numId="5" w16cid:durableId="670644624">
+  <w:num w:numId="5" w16cid:durableId="590892920">
     <w:abstractNumId w:val="1"/>
   </w:num>
-  <w:num w:numId="6" w16cid:durableId="308217911">
+  <w:num w:numId="6" w16cid:durableId="1395547329">
     <w:abstractNumId w:val="1"/>
   </w:num>
-  <w:num w:numId="7" w16cid:durableId="520705190">
+  <w:num w:numId="7" w16cid:durableId="1442066682">
     <w:abstractNumId w:val="1"/>
   </w:num>
-  <w:num w:numId="8" w16cid:durableId="1011029257">
+  <w:num w:numId="8" w16cid:durableId="132216424">
     <w:abstractNumId w:val="1"/>
   </w:num>
-  <w:num w:numId="9" w16cid:durableId="1888836507">
+  <w:num w:numId="9" w16cid:durableId="851918590">
     <w:abstractNumId w:val="1"/>
   </w:num>
-  <w:num w:numId="10" w16cid:durableId="1864781876">
+  <w:num w:numId="10" w16cid:durableId="136383605">
     <w:abstractNumId w:val="1"/>
   </w:num>
 </w:numbering>
@@ -6811,7 +6887,7 @@
     <w:next w:val="Normal"/>
     <w:autoRedefine/>
     <w:uiPriority w:val="39"/>
-    <w:rsid w:val="003E6CFA"/>
+    <w:rsid w:val="004776F8"/>
     <w:pPr>
       <w:spacing w:after="100"/>
     </w:pPr>
@@ -6822,7 +6898,7 @@
     <w:next w:val="Normal"/>
     <w:autoRedefine/>
     <w:uiPriority w:val="39"/>
-    <w:rsid w:val="003E6CFA"/>
+    <w:rsid w:val="004776F8"/>
     <w:pPr>
       <w:spacing w:after="100"/>
       <w:ind w:left="210"/>
@@ -6832,7 +6908,7 @@
     <w:name w:val="header"/>
     <w:basedOn w:val="Normal"/>
     <w:link w:val="HeaderChar"/>
-    <w:rsid w:val="003E6CFA"/>
+    <w:rsid w:val="004776F8"/>
     <w:pPr>
       <w:tabs>
         <w:tab w:val="center" w:pos="4513"/>
@@ -6845,7 +6921,7 @@
     <w:name w:val="Header Char"/>
     <w:basedOn w:val="DefaultParagraphFont"/>
     <w:link w:val="Header"/>
-    <w:rsid w:val="003E6CFA"/>
+    <w:rsid w:val="004776F8"/>
     <w:rPr>
       <w:rFonts w:ascii="Segoe UI" w:eastAsia="Segoe UI" w:hAnsi="Segoe UI" w:cs="Segoe UI"/>
       <w:color w:val="242424"/>
@@ -6856,7 +6932,7 @@
     <w:name w:val="footer"/>
     <w:basedOn w:val="Normal"/>
     <w:link w:val="FooterChar"/>
-    <w:rsid w:val="003E6CFA"/>
+    <w:rsid w:val="004776F8"/>
     <w:pPr>
       <w:tabs>
         <w:tab w:val="center" w:pos="4513"/>
@@ -6869,7 +6945,7 @@
     <w:name w:val="Footer Char"/>
     <w:basedOn w:val="DefaultParagraphFont"/>
     <w:link w:val="Footer"/>
-    <w:rsid w:val="003E6CFA"/>
+    <w:rsid w:val="004776F8"/>
     <w:rPr>
       <w:rFonts w:ascii="Segoe UI" w:eastAsia="Segoe UI" w:hAnsi="Segoe UI" w:cs="Segoe UI"/>
       <w:color w:val="242424"/>
